--- a/modelos/02 - NOVA PROCURAÇÃO.docx
+++ b/modelos/02 - NOVA PROCURAÇÃO.docx
@@ -12,17 +12,6 @@
           <w:bCs/>
         </w:rPr>
       </w:pPr>
-    </w:p>
-    <w:p>
-      <w:pPr>
-        <w:spacing w:line="360" w:lineRule="auto"/>
-        <w:jc w:val="center"/>
-        <w:rPr>
-          <w:rFonts w:ascii="Bookman Old Style" w:hAnsi="Bookman Old Style"/>
-          <w:b/>
-          <w:bCs/>
-        </w:rPr>
-      </w:pPr>
       <w:r>
         <w:rPr>
           <w:rFonts w:ascii="Bookman Old Style" w:hAnsi="Bookman Old Style"/>
@@ -63,21 +52,7 @@
         <w:rPr>
           <w:rFonts w:ascii="Bookman Old Style" w:hAnsi="Bookman Old Style"/>
         </w:rPr>
-        <w:t>${</w:t>
-      </w:r>
-      <w:proofErr w:type="spellStart"/>
-      <w:r>
-        <w:rPr>
-          <w:rFonts w:ascii="Bookman Old Style" w:hAnsi="Bookman Old Style"/>
-        </w:rPr>
-        <w:t>descricao</w:t>
-      </w:r>
-      <w:proofErr w:type="spellEnd"/>
-      <w:r>
-        <w:rPr>
-          <w:rFonts w:ascii="Bookman Old Style" w:hAnsi="Bookman Old Style"/>
-        </w:rPr>
-        <w:t>}</w:t>
+        <w:t>${descricao}</w:t>
       </w:r>
       <w:r>
         <w:rPr>
@@ -97,83 +72,13 @@
         <w:rPr>
           <w:rFonts w:ascii="Bookman Old Style" w:hAnsi="Bookman Old Style"/>
         </w:rPr>
-        <w:t xml:space="preserve"> ${nacionalidade}, ${</w:t>
-      </w:r>
-      <w:proofErr w:type="spellStart"/>
-      <w:r>
-        <w:rPr>
-          <w:rFonts w:ascii="Bookman Old Style" w:hAnsi="Bookman Old Style"/>
-        </w:rPr>
-        <w:t>estadoCivil</w:t>
-      </w:r>
-      <w:proofErr w:type="spellEnd"/>
-      <w:r>
-        <w:rPr>
-          <w:rFonts w:ascii="Bookman Old Style" w:hAnsi="Bookman Old Style"/>
-        </w:rPr>
-        <w:t>}, ${</w:t>
-      </w:r>
-      <w:proofErr w:type="spellStart"/>
-      <w:r>
-        <w:rPr>
-          <w:rFonts w:ascii="Bookman Old Style" w:hAnsi="Bookman Old Style"/>
-        </w:rPr>
-        <w:t>profissao</w:t>
-      </w:r>
-      <w:proofErr w:type="spellEnd"/>
-      <w:r>
-        <w:rPr>
-          <w:rFonts w:ascii="Bookman Old Style" w:hAnsi="Bookman Old Style"/>
-        </w:rPr>
-        <w:t>}, portador(a) da cédula de identidade RG nº ${</w:t>
-      </w:r>
-      <w:proofErr w:type="spellStart"/>
-      <w:r>
-        <w:rPr>
-          <w:rFonts w:ascii="Bookman Old Style" w:hAnsi="Bookman Old Style"/>
-        </w:rPr>
-        <w:t>rg</w:t>
-      </w:r>
-      <w:proofErr w:type="spellEnd"/>
-      <w:r>
-        <w:rPr>
-          <w:rFonts w:ascii="Bookman Old Style" w:hAnsi="Bookman Old Style"/>
-        </w:rPr>
-        <w:t>}, inscrito(a) no CPF sob nº ${</w:t>
-      </w:r>
-      <w:proofErr w:type="spellStart"/>
-      <w:r>
-        <w:rPr>
-          <w:rFonts w:ascii="Bookman Old Style" w:hAnsi="Bookman Old Style"/>
-        </w:rPr>
-        <w:t>cpf</w:t>
-      </w:r>
-      <w:proofErr w:type="spellEnd"/>
-      <w:r>
-        <w:rPr>
-          <w:rFonts w:ascii="Bookman Old Style" w:hAnsi="Bookman Old Style"/>
-        </w:rPr>
-        <w:t>}, residente e domiciliado(a) à ${</w:t>
-      </w:r>
-      <w:proofErr w:type="spellStart"/>
-      <w:r>
-        <w:rPr>
-          <w:rFonts w:ascii="Bookman Old Style" w:hAnsi="Bookman Old Style"/>
-        </w:rPr>
-        <w:t>endereco</w:t>
-      </w:r>
-      <w:proofErr w:type="spellEnd"/>
-      <w:r>
-        <w:rPr>
-          <w:rFonts w:ascii="Bookman Old Style" w:hAnsi="Bookman Old Style"/>
-        </w:rPr>
-        <w:t>}, Bairro ${bairro}, ${cidade}/${estado}, CEP: ${cep}</w:t>
-      </w:r>
-      <w:r>
-        <w:rPr>
-          <w:rFonts w:ascii="Bookman Old Style" w:hAnsi="Bookman Old Style"/>
-        </w:rPr>
-        <w:t>,</w:t>
+        <w:t xml:space="preserve"> ${nacionalidade}, ${estadoCivil}, ${profissao}, portador(a) da cédula de identidade RG nº ${rg}, inscrito(a) no CPF sob nº ${cpf}, residente e domiciliado(a) à ${endereco}, Bairro ${bairro}, ${cidade}/${estado}, CEP: ${cep}</w:t>
+      </w:r>
+      <w:r>
+        <w:rPr>
+          <w:rFonts w:ascii="Bookman Old Style" w:hAnsi="Bookman Old Style"/>
+        </w:rPr>
+        <w:t>.</w:t>
       </w:r>
       <w:r>
         <w:rPr>
@@ -183,9 +88,63 @@
       </w:r>
       <w:r>
         <w:rPr>
-          <w:rFonts w:ascii="Bookman Old Style" w:eastAsia="Bookman Old Style" w:hAnsi="Bookman Old Style" w:cs="Bookman Old Style"/>
-        </w:rPr>
-        <w:t xml:space="preserve">nomeia e constitui seu procurador o advogado </w:t>
+          <w:rFonts w:ascii="Bookman Old Style" w:hAnsi="Bookman Old Style"/>
+        </w:rPr>
+        <w:t>${litis</w:t>
+      </w:r>
+      <w:r>
+        <w:rPr>
+          <w:rFonts w:ascii="Bookman Old Style" w:hAnsi="Bookman Old Style"/>
+        </w:rPr>
+        <w:t xml:space="preserve">} </w:t>
+      </w:r>
+      <w:r>
+        <w:rPr>
+          <w:rFonts w:ascii="Bookman Old Style" w:eastAsia="Bookman Old Style" w:hAnsi="Bookman Old Style" w:cs="Bookman Old Style"/>
+        </w:rPr>
+        <w:t>N</w:t>
+      </w:r>
+      <w:r>
+        <w:rPr>
+          <w:rFonts w:ascii="Bookman Old Style" w:eastAsia="Bookman Old Style" w:hAnsi="Bookman Old Style" w:cs="Bookman Old Style"/>
+        </w:rPr>
+        <w:t>omeia</w:t>
+      </w:r>
+      <w:r>
+        <w:rPr>
+          <w:rFonts w:ascii="Bookman Old Style" w:eastAsia="Bookman Old Style" w:hAnsi="Bookman Old Style" w:cs="Bookman Old Style"/>
+        </w:rPr>
+        <w:t>(m)</w:t>
+      </w:r>
+      <w:r>
+        <w:rPr>
+          <w:rFonts w:ascii="Bookman Old Style" w:eastAsia="Bookman Old Style" w:hAnsi="Bookman Old Style" w:cs="Bookman Old Style"/>
+        </w:rPr>
+        <w:t xml:space="preserve"> e constitui</w:t>
+      </w:r>
+      <w:r>
+        <w:rPr>
+          <w:rFonts w:ascii="Bookman Old Style" w:eastAsia="Bookman Old Style" w:hAnsi="Bookman Old Style" w:cs="Bookman Old Style"/>
+        </w:rPr>
+        <w:t>(em)</w:t>
+      </w:r>
+      <w:r>
+        <w:rPr>
+          <w:rFonts w:ascii="Bookman Old Style" w:eastAsia="Bookman Old Style" w:hAnsi="Bookman Old Style" w:cs="Bookman Old Style"/>
+        </w:rPr>
+        <w:t xml:space="preserve"> seu</w:t>
+      </w:r>
+      <w:r>
+        <w:rPr>
+          <w:rFonts w:ascii="Bookman Old Style" w:eastAsia="Bookman Old Style" w:hAnsi="Bookman Old Style" w:cs="Bookman Old Style"/>
+        </w:rPr>
+        <w:t>(s)</w:t>
+      </w:r>
+      <w:r>
+        <w:rPr>
+          <w:rFonts w:ascii="Bookman Old Style" w:eastAsia="Bookman Old Style" w:hAnsi="Bookman Old Style" w:cs="Bookman Old Style"/>
+        </w:rPr>
+        <w:t xml:space="preserve"> procurador o advogado </w:t>
       </w:r>
       <w:bookmarkStart w:id="0" w:name="_Hlk207896007"/>
       <w:r>
@@ -264,21 +223,7 @@
         <w:rPr>
           <w:rFonts w:ascii="Bookman Old Style" w:eastAsia="Bookman Old Style" w:hAnsi="Bookman Old Style" w:cs="Bookman Old Style"/>
         </w:rPr>
-        <w:t xml:space="preserve">, podendo, ainda, substabelecer </w:t>
-      </w:r>
-      <w:proofErr w:type="spellStart"/>
-      <w:r>
-        <w:rPr>
-          <w:rFonts w:ascii="Bookman Old Style" w:eastAsia="Bookman Old Style" w:hAnsi="Bookman Old Style" w:cs="Bookman Old Style"/>
-        </w:rPr>
-        <w:t>esta</w:t>
-      </w:r>
-      <w:proofErr w:type="spellEnd"/>
-      <w:r>
-        <w:rPr>
-          <w:rFonts w:ascii="Bookman Old Style" w:eastAsia="Bookman Old Style" w:hAnsi="Bookman Old Style" w:cs="Bookman Old Style"/>
-        </w:rPr>
-        <w:t xml:space="preserve"> a outrem, com ou sem reservas de iguais poderes, dando tudo bem firme</w:t>
+        <w:t>, podendo, ainda, substabelecer esta a outrem, com ou sem reservas de iguais poderes, dando tudo bem firme</w:t>
       </w:r>
       <w:r>
         <w:rPr>
@@ -327,23 +272,7 @@
           <w:rFonts w:ascii="Bookman Old Style" w:hAnsi="Bookman Old Style"/>
           <w:color w:val="000000" w:themeColor="text1"/>
         </w:rPr>
-        <w:t>, ${</w:t>
-      </w:r>
-      <w:proofErr w:type="spellStart"/>
-      <w:r>
-        <w:rPr>
-          <w:rFonts w:ascii="Bookman Old Style" w:hAnsi="Bookman Old Style"/>
-          <w:color w:val="000000" w:themeColor="text1"/>
-        </w:rPr>
-        <w:t>dataAtual</w:t>
-      </w:r>
-      <w:proofErr w:type="spellEnd"/>
-      <w:r>
-        <w:rPr>
-          <w:rFonts w:ascii="Bookman Old Style" w:hAnsi="Bookman Old Style"/>
-          <w:color w:val="000000" w:themeColor="text1"/>
-        </w:rPr>
-        <w:t>}.</w:t>
+        <w:t>, ${dataAtual}.</w:t>
       </w:r>
     </w:p>
     <w:p>
